--- a/media/R2601/output_dir/bg/测评完成情况.docx
+++ b/media/R2601/output_dir/bg/测评完成情况.docx
@@ -393,7 +393,7 @@
           <w:sz w:val="24"/>
           <w:szCs w:val="24"/>
         </w:rPr>
-        <w:t xml:space="preserve">11</w:t>
+        <w:t xml:space="preserve">5</w:t>
       </w:r>
       <w:r>
         <w:rPr>
@@ -916,7 +916,7 @@
           <w:sz w:val="24"/>
           <w:szCs w:val="24"/>
         </w:rPr>
-        <w:t xml:space="preserve">15</w:t>
+        <w:t xml:space="preserve">5</w:t>
       </w:r>
       <w:r>
         <w:rPr>
@@ -932,7 +932,7 @@
           <w:sz w:val="24"/>
           <w:szCs w:val="24"/>
         </w:rPr>
-        <w:t xml:space="preserve">功能测试、代码审查、静态分析、文档审查、人机交互界面测试</w:t>
+        <w:t xml:space="preserve">文档审查、代码审查、静态分析、功能测试</w:t>
       </w:r>
       <w:r>
         <w:rPr>
@@ -948,7 +948,7 @@
           <w:sz w:val="24"/>
           <w:szCs w:val="24"/>
         </w:rPr>
-        <w:t xml:space="preserve">5</w:t>
+        <w:t xml:space="preserve">4</w:t>
       </w:r>
       <w:r>
         <w:rPr>
@@ -1196,7 +1196,7 @@
           <w:sz w:val="24"/>
           <w:szCs w:val="24"/>
         </w:rPr>
-        <w:t xml:space="preserve">15</w:t>
+        <w:t xml:space="preserve">5</w:t>
       </w:r>
       <w:r>
         <w:rPr>

--- a/media/R2601/output_dir/bg/测评完成情况.docx
+++ b/media/R2601/output_dir/bg/测评完成情况.docx
@@ -393,7 +393,7 @@
           <w:sz w:val="24"/>
           <w:szCs w:val="24"/>
         </w:rPr>
-        <w:t xml:space="preserve">5</w:t>
+        <w:t xml:space="preserve">6</w:t>
       </w:r>
       <w:r>
         <w:rPr>
@@ -932,7 +932,7 @@
           <w:sz w:val="24"/>
           <w:szCs w:val="24"/>
         </w:rPr>
-        <w:t xml:space="preserve">文档审查、代码审查、静态分析、功能测试</w:t>
+        <w:t xml:space="preserve">功能测试、文档审查、代码审查、静态分析</w:t>
       </w:r>
       <w:r>
         <w:rPr>
@@ -1132,7 +1132,7 @@
           <w:sz w:val="24"/>
           <w:szCs w:val="24"/>
         </w:rPr>
-        <w:t xml:space="preserve">30</w:t>
+        <w:t xml:space="preserve">22</w:t>
       </w:r>
       <w:r>
         <w:rPr>
@@ -1356,7 +1356,7 @@
           <w:sz w:val="24"/>
           <w:szCs w:val="24"/>
         </w:rPr>
-        <w:t xml:space="preserve">6</w:t>
+        <w:t xml:space="preserve">1</w:t>
       </w:r>
       <w:r>
         <w:rPr>
@@ -1568,7 +1568,7 @@
           <w:sz w:val="24"/>
           <w:szCs w:val="24"/>
         </w:rPr>
-        <w:t xml:space="preserve">4</w:t>
+        <w:t xml:space="preserve">5</w:t>
       </w:r>
       <w:r>
         <w:rPr>
